--- a/pr-preview/pr-15/chapters/reproducible-environments-tracked-changes.docx
+++ b/pr-preview/pr-15/chapters/reproducible-environments-tracked-changes.docx
@@ -16,7 +16,7 @@
       </w:pPr>
       <w:del w:id="1" w:author="PR Preview" w:date="2026-01-01T00:00:00Z">
         <w:r>
-          <w:delText xml:space="preserve">Last modified: 2026-10-11 21:04:29 (PDT)</w:delText>
+          <w:delText xml:space="preserve">Last modified: 2026-10-12 00:36:52 (PDT)</w:delText>
         </w:r>
       </w:del>
     </w:p>
@@ -26,7 +26,7 @@
       </w:pPr>
       <w:ins w:id="2" w:author="PR Preview" w:date="2026-01-01T00:00:00Z">
         <w:r>
-          <w:t xml:space="preserve">Last modified: 2026-10-11 23:36:09 (PDT)</w:t>
+          <w:t xml:space="preserve">Last modified: 2026-10-12 01:03:54 (PDT)</w:t>
         </w:r>
       </w:ins>
     </w:p>

--- a/pr-preview/pr-15/chapters/reproducible-environments-tracked-changes.docx
+++ b/pr-preview/pr-15/chapters/reproducible-environments-tracked-changes.docx
@@ -16,7 +16,7 @@
       </w:pPr>
       <w:del w:id="1" w:author="PR Preview" w:date="2026-01-01T00:00:00Z">
         <w:r>
-          <w:delText xml:space="preserve">Last modified: 2026-10-12 00:36:52 (PDT)</w:delText>
+          <w:delText xml:space="preserve">Last modified: 2026-10-12 01:04:11 (PDT)</w:delText>
         </w:r>
       </w:del>
     </w:p>
@@ -26,7 +26,7 @@
       </w:pPr>
       <w:ins w:id="2" w:author="PR Preview" w:date="2026-01-01T00:00:00Z">
         <w:r>
-          <w:t xml:space="preserve">Last modified: 2026-10-12 01:03:54 (PDT)</w:t>
+          <w:t xml:space="preserve">Last modified: 2026-10-12 01:10:28 (PDT)</w:t>
         </w:r>
       </w:ins>
     </w:p>
@@ -37,7 +37,7 @@
       <w:bookmarkStart w:id="9" w:name="sec-reproducible-environments"/>
       <w:bookmarkEnd w:id="9"/>
     </w:p>
-    <w:bookmarkStart w:id="16" w:name="package-version-control-with-renv"/>
+    <w:bookmarkStart w:id="16" w:name="sec-package-version-control-with-renv"/>
     <w:p>
       <w:pPr>
         <w:pStyle w:val="Heading2"/>
@@ -943,7 +943,7 @@
     </w:p>
     <w:bookmarkEnd w:id="15"/>
     <w:bookmarkEnd w:id="16"/>
-    <w:bookmarkStart w:id="18" w:name="X95323e1d396258fce1ce82f3a573e34bd494b0b"/>
+    <w:bookmarkStart w:id="18" w:name="X25d4eff2c2b969abc3794e6fe57b087ac8177af"/>
     <w:p>
       <w:pPr>
         <w:pStyle w:val="Heading2"/>
@@ -1422,7 +1422,7 @@
       </w:r>
     </w:p>
     <w:bookmarkEnd w:id="18"/>
-    <w:bookmarkStart w:id="20" w:name="managing-r-versions-with-rig"/>
+    <w:bookmarkStart w:id="20" w:name="sec-managing-r-versions-with-rig"/>
     <w:p>
       <w:pPr>
         <w:pStyle w:val="Heading2"/>
@@ -1805,7 +1805,7 @@
       </w:r>
     </w:p>
     <w:bookmarkEnd w:id="20"/>
-    <w:bookmarkStart w:id="24" w:name="clearing-docker-cache"/>
+    <w:bookmarkStart w:id="24" w:name="sec-clearing-docker-cache"/>
     <w:p>
       <w:pPr>
         <w:pStyle w:val="Heading2"/>
